--- a/2ºDAW/DIWEB ,DWEC Y PIDAWE/DWEC/1ºTrimestre/2DAW_DWEC_SUÁREZ_GARCÍA_PABLO_PILDORA_01.docx
+++ b/2ºDAW/DIWEB ,DWEC Y PIDAWE/DWEC/1ºTrimestre/2DAW_DWEC_SUÁREZ_GARCÍA_PABLO_PILDORA_01.docx
@@ -202,6 +202,7 @@
                                     <w:dataBinding w:prefixMappings="xmlns:ns0='http://schemas.openxmlformats.org/officeDocument/2006/extended-properties'" w:xpath="/ns0:Properties[1]/ns0:Company[1]" w:storeItemID="{6668398D-A668-4E3E-A5EB-62B293D839F1}"/>
                                     <w:text/>
                                   </w:sdtPr>
+                                  <w:sdtEndPr/>
                                   <w:sdtContent>
                                     <w:p>
                                       <w:pPr>
@@ -294,6 +295,7 @@
                                     <w:dataBinding w:prefixMappings="xmlns:ns0='http://schemas.openxmlformats.org/package/2006/metadata/core-properties' xmlns:ns1='http://purl.org/dc/elements/1.1/'" w:xpath="/ns0:coreProperties[1]/ns1:creator[1]" w:storeItemID="{6C3C8BC8-F283-45AE-878A-BAB7291924A1}"/>
                                     <w:text/>
                                   </w:sdtPr>
+                                  <w:sdtEndPr/>
                                   <w:sdtContent>
                                     <w:p>
                                       <w:pPr>
@@ -364,6 +366,7 @@
                               <w:dataBinding w:prefixMappings="xmlns:ns0='http://schemas.openxmlformats.org/officeDocument/2006/extended-properties'" w:xpath="/ns0:Properties[1]/ns0:Company[1]" w:storeItemID="{6668398D-A668-4E3E-A5EB-62B293D839F1}"/>
                               <w:text/>
                             </w:sdtPr>
+                            <w:sdtEndPr/>
                             <w:sdtContent>
                               <w:p>
                                 <w:pPr>
@@ -411,6 +414,7 @@
                               <w:dataBinding w:prefixMappings="xmlns:ns0='http://schemas.openxmlformats.org/package/2006/metadata/core-properties' xmlns:ns1='http://purl.org/dc/elements/1.1/'" w:xpath="/ns0:coreProperties[1]/ns1:creator[1]" w:storeItemID="{6C3C8BC8-F283-45AE-878A-BAB7291924A1}"/>
                               <w:text/>
                             </w:sdtPr>
+                            <w:sdtEndPr/>
                             <w:sdtContent>
                               <w:p>
                                 <w:pPr>
@@ -516,6 +520,7 @@
                                   <w:dataBinding w:prefixMappings="xmlns:ns0='http://schemas.openxmlformats.org/package/2006/metadata/core-properties' xmlns:ns1='http://purl.org/dc/elements/1.1/'" w:xpath="/ns0:coreProperties[1]/ns1:title[1]" w:storeItemID="{6C3C8BC8-F283-45AE-878A-BAB7291924A1}"/>
                                   <w:text/>
                                 </w:sdtPr>
+                                <w:sdtEndPr/>
                                 <w:sdtContent>
                                   <w:p>
                                     <w:pPr>
@@ -572,6 +577,7 @@
                             <w:dataBinding w:prefixMappings="xmlns:ns0='http://schemas.openxmlformats.org/package/2006/metadata/core-properties' xmlns:ns1='http://purl.org/dc/elements/1.1/'" w:xpath="/ns0:coreProperties[1]/ns1:title[1]" w:storeItemID="{6C3C8BC8-F283-45AE-878A-BAB7291924A1}"/>
                             <w:text/>
                           </w:sdtPr>
+                          <w:sdtEndPr/>
                           <w:sdtContent>
                             <w:p>
                               <w:pPr>
@@ -1815,15 +1821,27 @@
       <w:bookmarkEnd w:id="1"/>
     </w:p>
     <w:p>
-      <w:r>
-        <w:t>La píldora abordará los fundamentos de la Programación Orientada a Objetos (POO) aplicada en JavaScript, mostrando cómo organizar el código en torno a objetos que combinan datos y acciones.</w:t>
+      <w:bookmarkStart w:id="2" w:name="_Toc214965704"/>
+      <w:r>
+        <w:t>La píldora formativa abordará los fundamentos de la Programación Orientada a Objetos (POO) en JavaScript, mostrando cómo organizar el código en torno a objetos que combinan datos (propiedades) y acciones (métodos).</w:t>
       </w:r>
     </w:p>
+    <w:p/>
     <w:p>
       <w:pPr>
+        <w:rPr>
+          <w:b/>
+        </w:rPr>
+      </w:pPr>
+      <w:r>
+        <w:t>El objetivo es que el alumno comprenda cómo aplicar POO en JavaScript para crear programas más claros, reutilizables y fáciles de mantener, especialmente en proyectos de mayor tamaño.</w:t>
+      </w:r>
+    </w:p>
+    <w:p/>
+    <w:p>
+      <w:pPr>
         <w:pStyle w:val="Ttulo2"/>
       </w:pPr>
-      <w:bookmarkStart w:id="2" w:name="_Toc214965704"/>
       <w:r>
         <w:t>2.1 Conceptos incluidos</w:t>
       </w:r>
@@ -1834,53 +1852,7 @@
         <w:pStyle w:val="Prrafodelista"/>
         <w:numPr>
           <w:ilvl w:val="0"/>
-          <w:numId w:val="7"/>
-        </w:numPr>
-      </w:pPr>
-      <w:r>
-        <w:rPr>
-          <w:b/>
-          <w:bCs/>
-        </w:rPr>
-        <w:t>Definición de POO</w:t>
-      </w:r>
-      <w:r>
-        <w:t xml:space="preserve"> en JavaScript.</w:t>
-      </w:r>
-    </w:p>
-    <w:p>
-      <w:pPr>
-        <w:pStyle w:val="Prrafodelista"/>
-        <w:numPr>
-          <w:ilvl w:val="0"/>
-          <w:numId w:val="7"/>
-        </w:numPr>
-      </w:pPr>
-      <w:r>
-        <w:rPr>
-          <w:b/>
-          <w:bCs/>
-        </w:rPr>
-        <w:t>Palabras clave:</w:t>
-      </w:r>
-      <w:r>
-        <w:t xml:space="preserve"> class, constructor, new, extends, </w:t>
-      </w:r>
-      <w:proofErr w:type="spellStart"/>
-      <w:r>
-        <w:t>this</w:t>
-      </w:r>
-      <w:proofErr w:type="spellEnd"/>
-      <w:r>
-        <w:t>.</w:t>
-      </w:r>
-    </w:p>
-    <w:p>
-      <w:pPr>
-        <w:pStyle w:val="Prrafodelista"/>
-        <w:numPr>
-          <w:ilvl w:val="0"/>
-          <w:numId w:val="7"/>
+          <w:numId w:val="9"/>
         </w:numPr>
         <w:rPr>
           <w:b/>
@@ -1892,7 +1864,10 @@
           <w:b/>
           <w:bCs/>
         </w:rPr>
-        <w:t>Creación de clases y objetos.</w:t>
+        <w:t xml:space="preserve">Definición de POO </w:t>
+      </w:r>
+      <w:r>
+        <w:t>y su importancia en JavaScript.</w:t>
       </w:r>
     </w:p>
     <w:p>
@@ -1900,66 +1875,120 @@
         <w:pStyle w:val="Prrafodelista"/>
         <w:numPr>
           <w:ilvl w:val="0"/>
-          <w:numId w:val="7"/>
+          <w:numId w:val="9"/>
         </w:numPr>
-      </w:pPr>
-      <w:r>
         <w:rPr>
           <w:b/>
           <w:bCs/>
         </w:rPr>
-        <w:t>Métodos</w:t>
-      </w:r>
-      <w:r>
-        <w:t xml:space="preserve"> dentro de las clases.</w:t>
-      </w:r>
-    </w:p>
-    <w:p>
-      <w:pPr>
-        <w:pStyle w:val="Prrafodelista"/>
-        <w:numPr>
-          <w:ilvl w:val="0"/>
-          <w:numId w:val="7"/>
-        </w:numPr>
       </w:pPr>
       <w:r>
         <w:rPr>
           <w:b/>
           <w:bCs/>
         </w:rPr>
-        <w:t>Subclases</w:t>
-      </w:r>
-      <w:r>
-        <w:t xml:space="preserve"> y </w:t>
-      </w:r>
-      <w:r>
+        <w:t xml:space="preserve">Palabras clave esenciales: </w:t>
+      </w:r>
+      <w:proofErr w:type="spellStart"/>
+      <w:r>
+        <w:t>class</w:t>
+      </w:r>
+      <w:proofErr w:type="spellEnd"/>
+      <w:r>
+        <w:t xml:space="preserve">, constructor, new, </w:t>
+      </w:r>
+      <w:proofErr w:type="spellStart"/>
+      <w:r>
+        <w:t>extends</w:t>
+      </w:r>
+      <w:proofErr w:type="spellEnd"/>
+      <w:r>
+        <w:t xml:space="preserve">, </w:t>
+      </w:r>
+      <w:proofErr w:type="spellStart"/>
+      <w:r>
+        <w:t>this</w:t>
+      </w:r>
+      <w:r>
+        <w:t>.</w:t>
+      </w:r>
+      <w:proofErr w:type="spellEnd"/>
+    </w:p>
+    <w:p>
+      <w:pPr>
+        <w:pStyle w:val="Prrafodelista"/>
+        <w:numPr>
+          <w:ilvl w:val="0"/>
+          <w:numId w:val="9"/>
+        </w:numPr>
+      </w:pPr>
+      <w:r>
+        <w:t>Creación de clases y objetos.</w:t>
+      </w:r>
+    </w:p>
+    <w:p>
+      <w:pPr>
+        <w:pStyle w:val="Prrafodelista"/>
+        <w:numPr>
+          <w:ilvl w:val="0"/>
+          <w:numId w:val="9"/>
+        </w:numPr>
+      </w:pPr>
+      <w:r>
+        <w:t>Métodos dentro de las clases.</w:t>
+      </w:r>
+    </w:p>
+    <w:p>
+      <w:pPr>
+        <w:pStyle w:val="Prrafodelista"/>
+        <w:numPr>
+          <w:ilvl w:val="0"/>
+          <w:numId w:val="9"/>
+        </w:numPr>
         <w:rPr>
           <w:b/>
           <w:bCs/>
         </w:rPr>
-        <w:t>herencia</w:t>
-      </w:r>
-      <w:r>
-        <w:t>.</w:t>
-      </w:r>
-    </w:p>
-    <w:p>
-      <w:pPr>
-        <w:pStyle w:val="Prrafodelista"/>
-        <w:numPr>
-          <w:ilvl w:val="0"/>
-          <w:numId w:val="7"/>
-        </w:numPr>
       </w:pPr>
       <w:r>
         <w:rPr>
           <w:b/>
           <w:bCs/>
         </w:rPr>
-        <w:t>Variables</w:t>
-      </w:r>
-      <w:r>
-        <w:t xml:space="preserve"> asociadas a </w:t>
+        <w:t xml:space="preserve">Subclases </w:t>
+      </w:r>
+      <w:r>
+        <w:t>y</w:t>
+      </w:r>
+      <w:r>
+        <w:rPr>
+          <w:b/>
+          <w:bCs/>
+        </w:rPr>
+        <w:t xml:space="preserve"> herencia.</w:t>
+      </w:r>
+    </w:p>
+    <w:p>
+      <w:pPr>
+        <w:pStyle w:val="Prrafodelista"/>
+        <w:numPr>
+          <w:ilvl w:val="0"/>
+          <w:numId w:val="9"/>
+        </w:numPr>
+        <w:rPr>
+          <w:b/>
+          <w:bCs/>
+        </w:rPr>
+      </w:pPr>
+      <w:r>
+        <w:rPr>
+          <w:b/>
+          <w:bCs/>
+        </w:rPr>
+        <w:t xml:space="preserve">Variables </w:t>
+      </w:r>
+      <w:r>
+        <w:t xml:space="preserve">asociadas a </w:t>
       </w:r>
       <w:r>
         <w:rPr>
@@ -1977,36 +2006,69 @@
         <w:pStyle w:val="Prrafodelista"/>
         <w:numPr>
           <w:ilvl w:val="0"/>
-          <w:numId w:val="7"/>
+          <w:numId w:val="9"/>
         </w:numPr>
       </w:pPr>
+      <w:r>
+        <w:t>Ejemplos prácticos de uso.</w:t>
+      </w:r>
+    </w:p>
+    <w:p>
+      <w:pPr>
+        <w:pStyle w:val="Prrafodelista"/>
+        <w:numPr>
+          <w:ilvl w:val="0"/>
+          <w:numId w:val="9"/>
+        </w:numPr>
+      </w:pPr>
+      <w:r>
+        <w:t>Problemas comunes al no aplicar POO.</w:t>
+      </w:r>
+    </w:p>
+    <w:p>
+      <w:pPr>
+        <w:pStyle w:val="Prrafodelista"/>
+        <w:numPr>
+          <w:ilvl w:val="0"/>
+          <w:numId w:val="9"/>
+        </w:numPr>
+      </w:pPr>
+      <w:r>
+        <w:t>Analogías con la vida real para facilitar la comprensión</w:t>
+      </w:r>
       <w:r>
         <w:rPr>
           <w:b/>
           <w:bCs/>
         </w:rPr>
-        <w:t>Ejemplos</w:t>
+        <w:t>.</w:t>
+      </w:r>
+    </w:p>
+    <w:p>
+      <w:pPr>
+        <w:pStyle w:val="Ttulo2"/>
+      </w:pPr>
+      <w:bookmarkStart w:id="3" w:name="_Toc214965705"/>
+      <w:r>
+        <w:t>2.</w:t>
+      </w:r>
+      <w:r>
+        <w:t>2</w:t>
       </w:r>
       <w:r>
         <w:t xml:space="preserve"> </w:t>
       </w:r>
       <w:r>
-        <w:rPr>
-          <w:b/>
-          <w:bCs/>
-        </w:rPr>
-        <w:t>prácticos</w:t>
-      </w:r>
-      <w:r>
-        <w:t xml:space="preserve"> de uso.</w:t>
-      </w:r>
+        <w:t>Delimitación del tema</w:t>
+      </w:r>
+      <w:bookmarkEnd w:id="3"/>
     </w:p>
     <w:p>
       <w:pPr>
         <w:pStyle w:val="Prrafodelista"/>
         <w:numPr>
           <w:ilvl w:val="0"/>
-          <w:numId w:val="7"/>
+          <w:numId w:val="10"/>
         </w:numPr>
         <w:rPr>
           <w:b/>
@@ -2018,7 +2080,10 @@
           <w:b/>
           <w:bCs/>
         </w:rPr>
-        <w:t>Problemas comunes al no aplicar POO.</w:t>
+        <w:t xml:space="preserve">Incluye: </w:t>
+      </w:r>
+      <w:r>
+        <w:t>conceptos básicos de POO en JavaScript, ejemplos sencillos de clases, objetos, herencia y métodos.</w:t>
       </w:r>
     </w:p>
     <w:p>
@@ -2026,7 +2091,7 @@
         <w:pStyle w:val="Prrafodelista"/>
         <w:numPr>
           <w:ilvl w:val="0"/>
-          <w:numId w:val="7"/>
+          <w:numId w:val="10"/>
         </w:numPr>
       </w:pPr>
       <w:r>
@@ -2034,105 +2099,24 @@
           <w:b/>
           <w:bCs/>
         </w:rPr>
-        <w:t>Similitud</w:t>
-      </w:r>
-      <w:r>
-        <w:t xml:space="preserve"> con la </w:t>
-      </w:r>
-      <w:r>
-        <w:rPr>
-          <w:b/>
-          <w:bCs/>
-        </w:rPr>
-        <w:t>vida</w:t>
-      </w:r>
-      <w:r>
-        <w:t xml:space="preserve"> </w:t>
-      </w:r>
-      <w:r>
-        <w:rPr>
-          <w:b/>
-          <w:bCs/>
-        </w:rPr>
-        <w:t>real</w:t>
-      </w:r>
-      <w:r>
-        <w:t xml:space="preserve"> para facilitar la comprensión.</w:t>
+        <w:t xml:space="preserve">Excluye: </w:t>
+      </w:r>
+      <w:r>
+        <w:t xml:space="preserve">patrones avanzados de diseño, encapsulación con campos privados, polimorfismo complejo, </w:t>
+      </w:r>
+      <w:proofErr w:type="spellStart"/>
+      <w:r>
+        <w:t>frameworks</w:t>
+      </w:r>
+      <w:proofErr w:type="spellEnd"/>
+      <w:r>
+        <w:t xml:space="preserve"> externos.</w:t>
       </w:r>
     </w:p>
     <w:p>
       <w:pPr>
         <w:pStyle w:val="Prrafodelista"/>
-      </w:pPr>
-    </w:p>
-    <w:p>
-      <w:pPr>
-        <w:pStyle w:val="Ttulo2"/>
-      </w:pPr>
-      <w:bookmarkStart w:id="3" w:name="_Toc214965705"/>
-      <w:r>
-        <w:t>2.</w:t>
-      </w:r>
-      <w:r>
-        <w:t>2</w:t>
-      </w:r>
-      <w:r>
-        <w:t xml:space="preserve"> </w:t>
-      </w:r>
-      <w:r>
-        <w:t>Delimitación del tema</w:t>
-      </w:r>
-      <w:bookmarkEnd w:id="3"/>
-    </w:p>
-    <w:p>
-      <w:pPr>
-        <w:pStyle w:val="Prrafodelista"/>
-        <w:numPr>
-          <w:ilvl w:val="0"/>
-          <w:numId w:val="6"/>
-        </w:numPr>
-      </w:pPr>
-      <w:r>
-        <w:rPr>
-          <w:b/>
-          <w:bCs/>
-        </w:rPr>
-        <w:t>Entra:</w:t>
-      </w:r>
-      <w:r>
-        <w:t xml:space="preserve"> conceptos básicos de POO en JavaScript, ejemplos sencillos de clases, objetos, herencia y métodos.</w:t>
-      </w:r>
-    </w:p>
-    <w:p>
-      <w:pPr>
-        <w:pStyle w:val="Prrafodelista"/>
-        <w:numPr>
-          <w:ilvl w:val="0"/>
-          <w:numId w:val="6"/>
-        </w:numPr>
-      </w:pPr>
-      <w:r>
-        <w:rPr>
-          <w:b/>
-          <w:bCs/>
-        </w:rPr>
-        <w:t>No entra:</w:t>
-      </w:r>
-      <w:r>
-        <w:t xml:space="preserve"> patrones avanzados de diseño, encapsulación con campos privados, polimorfismo complejo, </w:t>
-      </w:r>
-      <w:proofErr w:type="spellStart"/>
-      <w:r>
-        <w:t>frameworks</w:t>
-      </w:r>
-      <w:proofErr w:type="spellEnd"/>
-      <w:r>
-        <w:t xml:space="preserve"> externos.</w:t>
-      </w:r>
-    </w:p>
-    <w:p>
-      <w:pPr>
-        <w:pStyle w:val="Prrafodelista"/>
+        <w:ind w:left="644"/>
       </w:pPr>
     </w:p>
     <w:p>
@@ -2170,7 +2154,7 @@
         <w:t xml:space="preserve">: </w:t>
       </w:r>
       <w:r>
-        <w:t>El contenido está pensado para estudiantes que ya conocen las bases de JavaScript (variables, funciones, estructuras de control) y quieren dar el salto a organizar su código con POO.</w:t>
+        <w:t>pensado para estudiantes que ya conocen las bases de JavaScript (variables, funciones, estructuras de control) y quieren dar el salto a organizar su código con POO.</w:t>
       </w:r>
     </w:p>
     <w:p>
@@ -2184,6 +2168,7 @@
       </w:pPr>
       <w:bookmarkStart w:id="5" w:name="_Toc214965707"/>
       <w:r>
+        <w:lastRenderedPageBreak/>
         <w:t>3.Relación con la asignatura</w:t>
       </w:r>
       <w:bookmarkEnd w:id="5"/>
@@ -2206,7 +2191,6 @@
       </w:pPr>
       <w:bookmarkStart w:id="6" w:name="_Toc214965708"/>
       <w:r>
-        <w:lastRenderedPageBreak/>
         <w:t>4</w:t>
       </w:r>
       <w:r>
@@ -2418,6 +2402,7 @@
           <w:b/>
           <w:bCs/>
         </w:rPr>
+        <w:lastRenderedPageBreak/>
         <w:t>Avance:</w:t>
       </w:r>
       <w:r>
@@ -2724,6 +2709,119 @@
     </w:lvl>
   </w:abstractNum>
   <w:abstractNum w:abstractNumId="1" w15:restartNumberingAfterBreak="0">
+    <w:nsid w:val="0EAF776E"/>
+    <w:multiLevelType w:val="hybridMultilevel"/>
+    <w:tmpl w:val="34F2B764"/>
+    <w:lvl w:ilvl="0" w:tplc="0C0A0001">
+      <w:start w:val="1"/>
+      <w:numFmt w:val="bullet"/>
+      <w:lvlText w:val=""/>
+      <w:lvlJc w:val="left"/>
+      <w:pPr>
+        <w:ind w:left="644" w:hanging="360"/>
+      </w:pPr>
+      <w:rPr>
+        <w:rFonts w:ascii="Symbol" w:hAnsi="Symbol" w:hint="default"/>
+      </w:rPr>
+    </w:lvl>
+    <w:lvl w:ilvl="1" w:tplc="0C0A0003" w:tentative="1">
+      <w:start w:val="1"/>
+      <w:numFmt w:val="bullet"/>
+      <w:lvlText w:val="o"/>
+      <w:lvlJc w:val="left"/>
+      <w:pPr>
+        <w:ind w:left="1364" w:hanging="360"/>
+      </w:pPr>
+      <w:rPr>
+        <w:rFonts w:ascii="Courier New" w:hAnsi="Courier New" w:cs="Courier New" w:hint="default"/>
+      </w:rPr>
+    </w:lvl>
+    <w:lvl w:ilvl="2" w:tplc="0C0A0005" w:tentative="1">
+      <w:start w:val="1"/>
+      <w:numFmt w:val="bullet"/>
+      <w:lvlText w:val=""/>
+      <w:lvlJc w:val="left"/>
+      <w:pPr>
+        <w:ind w:left="2084" w:hanging="360"/>
+      </w:pPr>
+      <w:rPr>
+        <w:rFonts w:ascii="Wingdings" w:hAnsi="Wingdings" w:hint="default"/>
+      </w:rPr>
+    </w:lvl>
+    <w:lvl w:ilvl="3" w:tplc="0C0A0001" w:tentative="1">
+      <w:start w:val="1"/>
+      <w:numFmt w:val="bullet"/>
+      <w:lvlText w:val=""/>
+      <w:lvlJc w:val="left"/>
+      <w:pPr>
+        <w:ind w:left="2804" w:hanging="360"/>
+      </w:pPr>
+      <w:rPr>
+        <w:rFonts w:ascii="Symbol" w:hAnsi="Symbol" w:hint="default"/>
+      </w:rPr>
+    </w:lvl>
+    <w:lvl w:ilvl="4" w:tplc="0C0A0003" w:tentative="1">
+      <w:start w:val="1"/>
+      <w:numFmt w:val="bullet"/>
+      <w:lvlText w:val="o"/>
+      <w:lvlJc w:val="left"/>
+      <w:pPr>
+        <w:ind w:left="3524" w:hanging="360"/>
+      </w:pPr>
+      <w:rPr>
+        <w:rFonts w:ascii="Courier New" w:hAnsi="Courier New" w:cs="Courier New" w:hint="default"/>
+      </w:rPr>
+    </w:lvl>
+    <w:lvl w:ilvl="5" w:tplc="0C0A0005" w:tentative="1">
+      <w:start w:val="1"/>
+      <w:numFmt w:val="bullet"/>
+      <w:lvlText w:val=""/>
+      <w:lvlJc w:val="left"/>
+      <w:pPr>
+        <w:ind w:left="4244" w:hanging="360"/>
+      </w:pPr>
+      <w:rPr>
+        <w:rFonts w:ascii="Wingdings" w:hAnsi="Wingdings" w:hint="default"/>
+      </w:rPr>
+    </w:lvl>
+    <w:lvl w:ilvl="6" w:tplc="0C0A0001" w:tentative="1">
+      <w:start w:val="1"/>
+      <w:numFmt w:val="bullet"/>
+      <w:lvlText w:val=""/>
+      <w:lvlJc w:val="left"/>
+      <w:pPr>
+        <w:ind w:left="4964" w:hanging="360"/>
+      </w:pPr>
+      <w:rPr>
+        <w:rFonts w:ascii="Symbol" w:hAnsi="Symbol" w:hint="default"/>
+      </w:rPr>
+    </w:lvl>
+    <w:lvl w:ilvl="7" w:tplc="0C0A0003" w:tentative="1">
+      <w:start w:val="1"/>
+      <w:numFmt w:val="bullet"/>
+      <w:lvlText w:val="o"/>
+      <w:lvlJc w:val="left"/>
+      <w:pPr>
+        <w:ind w:left="5684" w:hanging="360"/>
+      </w:pPr>
+      <w:rPr>
+        <w:rFonts w:ascii="Courier New" w:hAnsi="Courier New" w:cs="Courier New" w:hint="default"/>
+      </w:rPr>
+    </w:lvl>
+    <w:lvl w:ilvl="8" w:tplc="0C0A0005" w:tentative="1">
+      <w:start w:val="1"/>
+      <w:numFmt w:val="bullet"/>
+      <w:lvlText w:val=""/>
+      <w:lvlJc w:val="left"/>
+      <w:pPr>
+        <w:ind w:left="6404" w:hanging="360"/>
+      </w:pPr>
+      <w:rPr>
+        <w:rFonts w:ascii="Wingdings" w:hAnsi="Wingdings" w:hint="default"/>
+      </w:rPr>
+    </w:lvl>
+  </w:abstractNum>
+  <w:abstractNum w:abstractNumId="2" w15:restartNumberingAfterBreak="0">
     <w:nsid w:val="1AC93AF8"/>
     <w:multiLevelType w:val="hybridMultilevel"/>
     <w:tmpl w:val="F4C0E93C"/>
@@ -2836,7 +2934,120 @@
       </w:rPr>
     </w:lvl>
   </w:abstractNum>
-  <w:abstractNum w:abstractNumId="2" w15:restartNumberingAfterBreak="0">
+  <w:abstractNum w:abstractNumId="3" w15:restartNumberingAfterBreak="0">
+    <w:nsid w:val="22B940CA"/>
+    <w:multiLevelType w:val="hybridMultilevel"/>
+    <w:tmpl w:val="6F1C20FC"/>
+    <w:lvl w:ilvl="0" w:tplc="0C0A0001">
+      <w:start w:val="1"/>
+      <w:numFmt w:val="bullet"/>
+      <w:lvlText w:val=""/>
+      <w:lvlJc w:val="left"/>
+      <w:pPr>
+        <w:ind w:left="720" w:hanging="360"/>
+      </w:pPr>
+      <w:rPr>
+        <w:rFonts w:ascii="Symbol" w:hAnsi="Symbol" w:hint="default"/>
+      </w:rPr>
+    </w:lvl>
+    <w:lvl w:ilvl="1" w:tplc="0C0A0003" w:tentative="1">
+      <w:start w:val="1"/>
+      <w:numFmt w:val="bullet"/>
+      <w:lvlText w:val="o"/>
+      <w:lvlJc w:val="left"/>
+      <w:pPr>
+        <w:ind w:left="1440" w:hanging="360"/>
+      </w:pPr>
+      <w:rPr>
+        <w:rFonts w:ascii="Courier New" w:hAnsi="Courier New" w:cs="Courier New" w:hint="default"/>
+      </w:rPr>
+    </w:lvl>
+    <w:lvl w:ilvl="2" w:tplc="0C0A0005" w:tentative="1">
+      <w:start w:val="1"/>
+      <w:numFmt w:val="bullet"/>
+      <w:lvlText w:val=""/>
+      <w:lvlJc w:val="left"/>
+      <w:pPr>
+        <w:ind w:left="2160" w:hanging="360"/>
+      </w:pPr>
+      <w:rPr>
+        <w:rFonts w:ascii="Wingdings" w:hAnsi="Wingdings" w:hint="default"/>
+      </w:rPr>
+    </w:lvl>
+    <w:lvl w:ilvl="3" w:tplc="0C0A0001" w:tentative="1">
+      <w:start w:val="1"/>
+      <w:numFmt w:val="bullet"/>
+      <w:lvlText w:val=""/>
+      <w:lvlJc w:val="left"/>
+      <w:pPr>
+        <w:ind w:left="2880" w:hanging="360"/>
+      </w:pPr>
+      <w:rPr>
+        <w:rFonts w:ascii="Symbol" w:hAnsi="Symbol" w:hint="default"/>
+      </w:rPr>
+    </w:lvl>
+    <w:lvl w:ilvl="4" w:tplc="0C0A0003" w:tentative="1">
+      <w:start w:val="1"/>
+      <w:numFmt w:val="bullet"/>
+      <w:lvlText w:val="o"/>
+      <w:lvlJc w:val="left"/>
+      <w:pPr>
+        <w:ind w:left="3600" w:hanging="360"/>
+      </w:pPr>
+      <w:rPr>
+        <w:rFonts w:ascii="Courier New" w:hAnsi="Courier New" w:cs="Courier New" w:hint="default"/>
+      </w:rPr>
+    </w:lvl>
+    <w:lvl w:ilvl="5" w:tplc="0C0A0005" w:tentative="1">
+      <w:start w:val="1"/>
+      <w:numFmt w:val="bullet"/>
+      <w:lvlText w:val=""/>
+      <w:lvlJc w:val="left"/>
+      <w:pPr>
+        <w:ind w:left="4320" w:hanging="360"/>
+      </w:pPr>
+      <w:rPr>
+        <w:rFonts w:ascii="Wingdings" w:hAnsi="Wingdings" w:hint="default"/>
+      </w:rPr>
+    </w:lvl>
+    <w:lvl w:ilvl="6" w:tplc="0C0A0001" w:tentative="1">
+      <w:start w:val="1"/>
+      <w:numFmt w:val="bullet"/>
+      <w:lvlText w:val=""/>
+      <w:lvlJc w:val="left"/>
+      <w:pPr>
+        <w:ind w:left="5040" w:hanging="360"/>
+      </w:pPr>
+      <w:rPr>
+        <w:rFonts w:ascii="Symbol" w:hAnsi="Symbol" w:hint="default"/>
+      </w:rPr>
+    </w:lvl>
+    <w:lvl w:ilvl="7" w:tplc="0C0A0003" w:tentative="1">
+      <w:start w:val="1"/>
+      <w:numFmt w:val="bullet"/>
+      <w:lvlText w:val="o"/>
+      <w:lvlJc w:val="left"/>
+      <w:pPr>
+        <w:ind w:left="5760" w:hanging="360"/>
+      </w:pPr>
+      <w:rPr>
+        <w:rFonts w:ascii="Courier New" w:hAnsi="Courier New" w:cs="Courier New" w:hint="default"/>
+      </w:rPr>
+    </w:lvl>
+    <w:lvl w:ilvl="8" w:tplc="0C0A0005" w:tentative="1">
+      <w:start w:val="1"/>
+      <w:numFmt w:val="bullet"/>
+      <w:lvlText w:val=""/>
+      <w:lvlJc w:val="left"/>
+      <w:pPr>
+        <w:ind w:left="6480" w:hanging="360"/>
+      </w:pPr>
+      <w:rPr>
+        <w:rFonts w:ascii="Wingdings" w:hAnsi="Wingdings" w:hint="default"/>
+      </w:rPr>
+    </w:lvl>
+  </w:abstractNum>
+  <w:abstractNum w:abstractNumId="4" w15:restartNumberingAfterBreak="0">
     <w:nsid w:val="270A5320"/>
     <w:multiLevelType w:val="hybridMultilevel"/>
     <w:tmpl w:val="55CCEE1C"/>
@@ -2949,7 +3160,7 @@
       </w:rPr>
     </w:lvl>
   </w:abstractNum>
-  <w:abstractNum w:abstractNumId="3" w15:restartNumberingAfterBreak="0">
+  <w:abstractNum w:abstractNumId="5" w15:restartNumberingAfterBreak="0">
     <w:nsid w:val="2CA73ED6"/>
     <w:multiLevelType w:val="hybridMultilevel"/>
     <w:tmpl w:val="D1B2535A"/>
@@ -3062,7 +3273,7 @@
       </w:rPr>
     </w:lvl>
   </w:abstractNum>
-  <w:abstractNum w:abstractNumId="4" w15:restartNumberingAfterBreak="0">
+  <w:abstractNum w:abstractNumId="6" w15:restartNumberingAfterBreak="0">
     <w:nsid w:val="45953409"/>
     <w:multiLevelType w:val="hybridMultilevel"/>
     <w:tmpl w:val="03647C54"/>
@@ -3175,7 +3386,7 @@
       </w:rPr>
     </w:lvl>
   </w:abstractNum>
-  <w:abstractNum w:abstractNumId="5" w15:restartNumberingAfterBreak="0">
+  <w:abstractNum w:abstractNumId="7" w15:restartNumberingAfterBreak="0">
     <w:nsid w:val="459640B3"/>
     <w:multiLevelType w:val="hybridMultilevel"/>
     <w:tmpl w:val="B0CE5A60"/>
@@ -3288,7 +3499,7 @@
       </w:rPr>
     </w:lvl>
   </w:abstractNum>
-  <w:abstractNum w:abstractNumId="6" w15:restartNumberingAfterBreak="0">
+  <w:abstractNum w:abstractNumId="8" w15:restartNumberingAfterBreak="0">
     <w:nsid w:val="56B538F3"/>
     <w:multiLevelType w:val="hybridMultilevel"/>
     <w:tmpl w:val="EFA67774"/>
@@ -3401,7 +3612,7 @@
       </w:rPr>
     </w:lvl>
   </w:abstractNum>
-  <w:abstractNum w:abstractNumId="7" w15:restartNumberingAfterBreak="0">
+  <w:abstractNum w:abstractNumId="9" w15:restartNumberingAfterBreak="0">
     <w:nsid w:val="614C62DD"/>
     <w:multiLevelType w:val="hybridMultilevel"/>
     <w:tmpl w:val="F85A25D0"/>
@@ -3515,28 +3726,34 @@
     </w:lvl>
   </w:abstractNum>
   <w:num w:numId="1">
-    <w:abstractNumId w:val="5"/>
+    <w:abstractNumId w:val="7"/>
   </w:num>
   <w:num w:numId="2">
-    <w:abstractNumId w:val="4"/>
+    <w:abstractNumId w:val="6"/>
   </w:num>
   <w:num w:numId="3">
-    <w:abstractNumId w:val="1"/>
+    <w:abstractNumId w:val="2"/>
   </w:num>
   <w:num w:numId="4">
     <w:abstractNumId w:val="0"/>
   </w:num>
   <w:num w:numId="5">
+    <w:abstractNumId w:val="5"/>
+  </w:num>
+  <w:num w:numId="6">
+    <w:abstractNumId w:val="8"/>
+  </w:num>
+  <w:num w:numId="7">
+    <w:abstractNumId w:val="9"/>
+  </w:num>
+  <w:num w:numId="8">
+    <w:abstractNumId w:val="4"/>
+  </w:num>
+  <w:num w:numId="9">
     <w:abstractNumId w:val="3"/>
   </w:num>
-  <w:num w:numId="6">
-    <w:abstractNumId w:val="6"/>
-  </w:num>
-  <w:num w:numId="7">
-    <w:abstractNumId w:val="7"/>
-  </w:num>
-  <w:num w:numId="8">
-    <w:abstractNumId w:val="2"/>
+  <w:num w:numId="10">
+    <w:abstractNumId w:val="1"/>
   </w:num>
 </w:numbering>
 </file>

--- a/2ºDAW/DIWEB ,DWEC Y PIDAWE/DWEC/1ºTrimestre/2DAW_DWEC_SUÁREZ_GARCÍA_PABLO_PILDORA_01.docx
+++ b/2ºDAW/DIWEB ,DWEC Y PIDAWE/DWEC/1ºTrimestre/2DAW_DWEC_SUÁREZ_GARCÍA_PABLO_PILDORA_01.docx
@@ -1093,7 +1093,7 @@
                 <w:noProof/>
                 <w:webHidden/>
               </w:rPr>
-              <w:t>2</w:t>
+              <w:t>3</w:t>
             </w:r>
             <w:r>
               <w:rPr>
@@ -1167,7 +1167,7 @@
                 <w:noProof/>
                 <w:webHidden/>
               </w:rPr>
-              <w:t>2</w:t>
+              <w:t>3</w:t>
             </w:r>
             <w:r>
               <w:rPr>
@@ -1611,7 +1611,7 @@
                 <w:noProof/>
                 <w:webHidden/>
               </w:rPr>
-              <w:t>3</w:t>
+              <w:t>4</w:t>
             </w:r>
             <w:r>
               <w:rPr>
@@ -1685,7 +1685,7 @@
                 <w:noProof/>
                 <w:webHidden/>
               </w:rPr>
-              <w:t>3</w:t>
+              <w:t>4</w:t>
             </w:r>
             <w:r>
               <w:rPr>
@@ -1759,7 +1759,7 @@
                 <w:noProof/>
                 <w:webHidden/>
               </w:rPr>
-              <w:t>3</w:t>
+              <w:t>4</w:t>
             </w:r>
             <w:r>
               <w:rPr>
@@ -1828,16 +1828,10 @@
     </w:p>
     <w:p/>
     <w:p>
-      <w:pPr>
-        <w:rPr>
-          <w:b/>
-        </w:rPr>
-      </w:pPr>
       <w:r>
         <w:t>El objetivo es que el alumno comprenda cómo aplicar POO en JavaScript para crear programas más claros, reutilizables y fáciles de mantener, especialmente en proyectos de mayor tamaño.</w:t>
       </w:r>
     </w:p>
-    <w:p/>
     <w:p>
       <w:pPr>
         <w:pStyle w:val="Ttulo2"/>
@@ -1852,7 +1846,105 @@
         <w:pStyle w:val="Prrafodelista"/>
         <w:numPr>
           <w:ilvl w:val="0"/>
-          <w:numId w:val="9"/>
+          <w:numId w:val="11"/>
+        </w:numPr>
+      </w:pPr>
+      <w:bookmarkStart w:id="3" w:name="_Toc214965705"/>
+      <w:r>
+        <w:t xml:space="preserve">Definición de </w:t>
+      </w:r>
+      <w:r>
+        <w:rPr>
+          <w:b/>
+          <w:bCs/>
+        </w:rPr>
+        <w:t>POO</w:t>
+      </w:r>
+      <w:r>
+        <w:t xml:space="preserve"> y su importancia en JavaScript.</w:t>
+      </w:r>
+    </w:p>
+    <w:p>
+      <w:pPr>
+        <w:pStyle w:val="Prrafodelista"/>
+        <w:numPr>
+          <w:ilvl w:val="0"/>
+          <w:numId w:val="11"/>
+        </w:numPr>
+      </w:pPr>
+      <w:r>
+        <w:t xml:space="preserve">Palabras clave esenciales: </w:t>
+      </w:r>
+      <w:proofErr w:type="spellStart"/>
+      <w:r>
+        <w:rPr>
+          <w:b/>
+          <w:bCs/>
+        </w:rPr>
+        <w:t>class</w:t>
+      </w:r>
+      <w:proofErr w:type="spellEnd"/>
+      <w:r>
+        <w:rPr>
+          <w:b/>
+          <w:bCs/>
+        </w:rPr>
+        <w:t xml:space="preserve">, constructor, new, </w:t>
+      </w:r>
+      <w:proofErr w:type="spellStart"/>
+      <w:r>
+        <w:rPr>
+          <w:b/>
+          <w:bCs/>
+        </w:rPr>
+        <w:t>extends</w:t>
+      </w:r>
+      <w:proofErr w:type="spellEnd"/>
+      <w:r>
+        <w:rPr>
+          <w:b/>
+          <w:bCs/>
+        </w:rPr>
+        <w:t xml:space="preserve">, </w:t>
+      </w:r>
+      <w:proofErr w:type="spellStart"/>
+      <w:r>
+        <w:rPr>
+          <w:b/>
+          <w:bCs/>
+        </w:rPr>
+        <w:t>this</w:t>
+      </w:r>
+      <w:proofErr w:type="spellEnd"/>
+      <w:r>
+        <w:t>.</w:t>
+      </w:r>
+    </w:p>
+    <w:p>
+      <w:pPr>
+        <w:pStyle w:val="Prrafodelista"/>
+        <w:numPr>
+          <w:ilvl w:val="0"/>
+          <w:numId w:val="11"/>
+        </w:numPr>
+      </w:pPr>
+      <w:r>
+        <w:t xml:space="preserve">Creación de </w:t>
+      </w:r>
+      <w:r>
+        <w:rPr>
+          <w:b/>
+          <w:bCs/>
+        </w:rPr>
+        <w:t>clases y objetos.</w:t>
+      </w:r>
+    </w:p>
+    <w:p>
+      <w:pPr>
+        <w:pStyle w:val="Prrafodelista"/>
+        <w:numPr>
+          <w:ilvl w:val="0"/>
+          <w:numId w:val="11"/>
         </w:numPr>
         <w:rPr>
           <w:b/>
@@ -1864,10 +1956,7 @@
           <w:b/>
           <w:bCs/>
         </w:rPr>
-        <w:t xml:space="preserve">Definición de POO </w:t>
-      </w:r>
-      <w:r>
-        <w:t>y su importancia en JavaScript.</w:t>
+        <w:t>Métodos dentro de las clases.</w:t>
       </w:r>
     </w:p>
     <w:p>
@@ -1875,7 +1964,218 @@
         <w:pStyle w:val="Prrafodelista"/>
         <w:numPr>
           <w:ilvl w:val="0"/>
-          <w:numId w:val="9"/>
+          <w:numId w:val="11"/>
+        </w:numPr>
+      </w:pPr>
+      <w:proofErr w:type="spellStart"/>
+      <w:r>
+        <w:rPr>
+          <w:b/>
+          <w:bCs/>
+        </w:rPr>
+        <w:t>Getters</w:t>
+      </w:r>
+      <w:proofErr w:type="spellEnd"/>
+      <w:r>
+        <w:rPr>
+          <w:b/>
+          <w:bCs/>
+        </w:rPr>
+        <w:t xml:space="preserve"> y </w:t>
+      </w:r>
+      <w:proofErr w:type="spellStart"/>
+      <w:r>
+        <w:rPr>
+          <w:b/>
+          <w:bCs/>
+        </w:rPr>
+        <w:t>Setters</w:t>
+      </w:r>
+      <w:proofErr w:type="spellEnd"/>
+      <w:r>
+        <w:t xml:space="preserve"> para controlar el acceso a propiedades.</w:t>
+      </w:r>
+    </w:p>
+    <w:p>
+      <w:pPr>
+        <w:pStyle w:val="Prrafodelista"/>
+        <w:numPr>
+          <w:ilvl w:val="0"/>
+          <w:numId w:val="11"/>
+        </w:numPr>
+      </w:pPr>
+      <w:proofErr w:type="spellStart"/>
+      <w:r>
+        <w:rPr>
+          <w:b/>
+          <w:bCs/>
+        </w:rPr>
+        <w:t>Sobrescritura</w:t>
+      </w:r>
+      <w:proofErr w:type="spellEnd"/>
+      <w:r>
+        <w:rPr>
+          <w:b/>
+          <w:bCs/>
+        </w:rPr>
+        <w:t xml:space="preserve"> de métodos heredados</w:t>
+      </w:r>
+      <w:r>
+        <w:t xml:space="preserve"> (</w:t>
+      </w:r>
+      <w:proofErr w:type="spellStart"/>
+      <w:r>
+        <w:t>toString</w:t>
+      </w:r>
+      <w:proofErr w:type="spellEnd"/>
+      <w:r>
+        <w:t xml:space="preserve">, </w:t>
+      </w:r>
+      <w:proofErr w:type="spellStart"/>
+      <w:r>
+        <w:t>valueOf</w:t>
+      </w:r>
+      <w:proofErr w:type="spellEnd"/>
+      <w:r>
+        <w:t>).</w:t>
+      </w:r>
+    </w:p>
+    <w:p>
+      <w:pPr>
+        <w:pStyle w:val="Prrafodelista"/>
+        <w:numPr>
+          <w:ilvl w:val="0"/>
+          <w:numId w:val="11"/>
+        </w:numPr>
+      </w:pPr>
+      <w:r>
+        <w:rPr>
+          <w:b/>
+          <w:bCs/>
+        </w:rPr>
+        <w:t>Interfaces</w:t>
+      </w:r>
+      <w:r>
+        <w:t xml:space="preserve"> (simulación mediante documentación o con </w:t>
+      </w:r>
+      <w:proofErr w:type="spellStart"/>
+      <w:r>
+        <w:t>TypeScript</w:t>
+      </w:r>
+      <w:proofErr w:type="spellEnd"/>
+      <w:r>
+        <w:t>).</w:t>
+      </w:r>
+    </w:p>
+    <w:p>
+      <w:pPr>
+        <w:pStyle w:val="Prrafodelista"/>
+        <w:numPr>
+          <w:ilvl w:val="0"/>
+          <w:numId w:val="11"/>
+        </w:numPr>
+      </w:pPr>
+      <w:r>
+        <w:t>Subclases y herencia.</w:t>
+      </w:r>
+    </w:p>
+    <w:p>
+      <w:pPr>
+        <w:pStyle w:val="Prrafodelista"/>
+        <w:numPr>
+          <w:ilvl w:val="0"/>
+          <w:numId w:val="11"/>
+        </w:numPr>
+      </w:pPr>
+      <w:proofErr w:type="spellStart"/>
+      <w:r>
+        <w:rPr>
+          <w:b/>
+          <w:bCs/>
+        </w:rPr>
+        <w:t>Statics</w:t>
+      </w:r>
+      <w:proofErr w:type="spellEnd"/>
+      <w:r>
+        <w:rPr>
+          <w:b/>
+          <w:bCs/>
+        </w:rPr>
+        <w:t xml:space="preserve"> y </w:t>
+      </w:r>
+      <w:proofErr w:type="spellStart"/>
+      <w:r>
+        <w:rPr>
+          <w:b/>
+          <w:bCs/>
+        </w:rPr>
+        <w:t>Abstracts</w:t>
+      </w:r>
+      <w:proofErr w:type="spellEnd"/>
+      <w:r>
+        <w:rPr>
+          <w:b/>
+          <w:bCs/>
+        </w:rPr>
+        <w:t>:</w:t>
+      </w:r>
+      <w:r>
+        <w:t xml:space="preserve"> clases, interfaces, métodos y atributos.</w:t>
+      </w:r>
+    </w:p>
+    <w:p>
+      <w:pPr>
+        <w:pStyle w:val="Prrafodelista"/>
+        <w:numPr>
+          <w:ilvl w:val="0"/>
+          <w:numId w:val="11"/>
+        </w:numPr>
+      </w:pPr>
+      <w:r>
+        <w:rPr>
+          <w:b/>
+          <w:bCs/>
+        </w:rPr>
+        <w:t>Campos privados y públicos</w:t>
+      </w:r>
+      <w:r>
+        <w:t xml:space="preserve"> en clases.</w:t>
+      </w:r>
+    </w:p>
+    <w:p>
+      <w:pPr>
+        <w:pStyle w:val="Prrafodelista"/>
+        <w:numPr>
+          <w:ilvl w:val="0"/>
+          <w:numId w:val="11"/>
+        </w:numPr>
+      </w:pPr>
+      <w:proofErr w:type="spellStart"/>
+      <w:r>
+        <w:rPr>
+          <w:b/>
+          <w:bCs/>
+        </w:rPr>
+        <w:t>Mixins</w:t>
+      </w:r>
+      <w:proofErr w:type="spellEnd"/>
+      <w:r>
+        <w:rPr>
+          <w:b/>
+          <w:bCs/>
+        </w:rPr>
+        <w:t xml:space="preserve"> y composición</w:t>
+      </w:r>
+      <w:r>
+        <w:t xml:space="preserve"> como alternativa a la herencia múltiple.</w:t>
+      </w:r>
+    </w:p>
+    <w:p>
+      <w:pPr>
+        <w:pStyle w:val="Prrafodelista"/>
+        <w:numPr>
+          <w:ilvl w:val="0"/>
+          <w:numId w:val="11"/>
         </w:numPr>
         <w:rPr>
           <w:b/>
@@ -1887,43 +2187,26 @@
           <w:b/>
           <w:bCs/>
         </w:rPr>
-        <w:t xml:space="preserve">Palabras clave esenciales: </w:t>
-      </w:r>
-      <w:proofErr w:type="spellStart"/>
-      <w:r>
-        <w:t>class</w:t>
-      </w:r>
-      <w:proofErr w:type="spellEnd"/>
-      <w:r>
-        <w:t xml:space="preserve">, constructor, new, </w:t>
-      </w:r>
-      <w:proofErr w:type="spellStart"/>
-      <w:r>
-        <w:t>extends</w:t>
-      </w:r>
-      <w:proofErr w:type="spellEnd"/>
-      <w:r>
-        <w:t xml:space="preserve">, </w:t>
-      </w:r>
-      <w:proofErr w:type="spellStart"/>
-      <w:r>
-        <w:t>this</w:t>
-      </w:r>
-      <w:r>
-        <w:t>.</w:t>
-      </w:r>
-      <w:proofErr w:type="spellEnd"/>
+        <w:t>Variables asociadas a objetos.</w:t>
+      </w:r>
     </w:p>
     <w:p>
       <w:pPr>
         <w:pStyle w:val="Prrafodelista"/>
         <w:numPr>
           <w:ilvl w:val="0"/>
-          <w:numId w:val="9"/>
+          <w:numId w:val="11"/>
         </w:numPr>
       </w:pPr>
       <w:r>
-        <w:t>Creación de clases y objetos.</w:t>
+        <w:rPr>
+          <w:b/>
+          <w:bCs/>
+        </w:rPr>
+        <w:t>Iteradores y Generadores</w:t>
+      </w:r>
+      <w:r>
+        <w:t xml:space="preserve"> dentro de clases.</w:t>
       </w:r>
     </w:p>
     <w:p>
@@ -1931,11 +2214,18 @@
         <w:pStyle w:val="Prrafodelista"/>
         <w:numPr>
           <w:ilvl w:val="0"/>
-          <w:numId w:val="9"/>
+          <w:numId w:val="11"/>
         </w:numPr>
       </w:pPr>
       <w:r>
-        <w:t>Métodos dentro de las clases.</w:t>
+        <w:rPr>
+          <w:b/>
+          <w:bCs/>
+        </w:rPr>
+        <w:t>Ejemplos prácticos de uso</w:t>
+      </w:r>
+      <w:r>
+        <w:t>.</w:t>
       </w:r>
     </w:p>
     <w:p>
@@ -1943,7 +2233,93 @@
         <w:pStyle w:val="Prrafodelista"/>
         <w:numPr>
           <w:ilvl w:val="0"/>
-          <w:numId w:val="9"/>
+          <w:numId w:val="11"/>
+        </w:numPr>
+      </w:pPr>
+      <w:r>
+        <w:t>Problemas comunes al no aplicar POO.</w:t>
+      </w:r>
+    </w:p>
+    <w:p>
+      <w:pPr>
+        <w:pStyle w:val="Prrafodelista"/>
+        <w:numPr>
+          <w:ilvl w:val="0"/>
+          <w:numId w:val="11"/>
+        </w:numPr>
+      </w:pPr>
+      <w:r>
+        <w:t>Analogías con la vida real para facilitar la comprensión.</w:t>
+      </w:r>
+    </w:p>
+    <w:p>
+      <w:pPr>
+        <w:pStyle w:val="Prrafodelista"/>
+        <w:numPr>
+          <w:ilvl w:val="0"/>
+          <w:numId w:val="11"/>
+        </w:numPr>
+      </w:pPr>
+      <w:r>
+        <w:rPr>
+          <w:b/>
+          <w:bCs/>
+        </w:rPr>
+        <w:t>Encapsulación y visibilidad:</w:t>
+      </w:r>
+      <w:r>
+        <w:t xml:space="preserve"> campos privados (#) y diferencias con Java.</w:t>
+      </w:r>
+    </w:p>
+    <w:p>
+      <w:pPr>
+        <w:pStyle w:val="Prrafodelista"/>
+        <w:numPr>
+          <w:ilvl w:val="0"/>
+          <w:numId w:val="11"/>
+        </w:numPr>
+      </w:pPr>
+      <w:r>
+        <w:t xml:space="preserve">Uso del operador </w:t>
+      </w:r>
+      <w:proofErr w:type="spellStart"/>
+      <w:r>
+        <w:rPr>
+          <w:b/>
+          <w:bCs/>
+        </w:rPr>
+        <w:t>instanceof</w:t>
+      </w:r>
+      <w:proofErr w:type="spellEnd"/>
+      <w:r>
+        <w:t xml:space="preserve"> y de </w:t>
+      </w:r>
+      <w:proofErr w:type="spellStart"/>
+      <w:r>
+        <w:rPr>
+          <w:b/>
+          <w:bCs/>
+        </w:rPr>
+        <w:t>Object.create</w:t>
+      </w:r>
+      <w:proofErr w:type="spellEnd"/>
+      <w:r>
+        <w:rPr>
+          <w:b/>
+          <w:bCs/>
+        </w:rPr>
+        <w:t>()</w:t>
+      </w:r>
+      <w:r>
+        <w:t xml:space="preserve"> para herencia prototípica.</w:t>
+      </w:r>
+    </w:p>
+    <w:p>
+      <w:pPr>
+        <w:pStyle w:val="Prrafodelista"/>
+        <w:numPr>
+          <w:ilvl w:val="0"/>
+          <w:numId w:val="11"/>
         </w:numPr>
         <w:rPr>
           <w:b/>
@@ -1951,91 +2327,49 @@
         </w:rPr>
       </w:pPr>
       <w:r>
+        <w:t xml:space="preserve">Métodos especiales de objetos: </w:t>
+      </w:r>
+      <w:proofErr w:type="spellStart"/>
+      <w:r>
         <w:rPr>
           <w:b/>
           <w:bCs/>
         </w:rPr>
-        <w:t xml:space="preserve">Subclases </w:t>
-      </w:r>
-      <w:r>
-        <w:t>y</w:t>
-      </w:r>
+        <w:t>hasOwnProperty</w:t>
+      </w:r>
+      <w:proofErr w:type="spellEnd"/>
       <w:r>
         <w:rPr>
           <w:b/>
           <w:bCs/>
         </w:rPr>
-        <w:t xml:space="preserve"> herencia.</w:t>
-      </w:r>
-    </w:p>
-    <w:p>
-      <w:pPr>
-        <w:pStyle w:val="Prrafodelista"/>
-        <w:numPr>
-          <w:ilvl w:val="0"/>
-          <w:numId w:val="9"/>
-        </w:numPr>
+        <w:t xml:space="preserve">, </w:t>
+      </w:r>
+      <w:proofErr w:type="spellStart"/>
+      <w:r>
         <w:rPr>
           <w:b/>
           <w:bCs/>
         </w:rPr>
-      </w:pPr>
+        <w:t>Object.assign</w:t>
+      </w:r>
+      <w:proofErr w:type="spellEnd"/>
       <w:r>
         <w:rPr>
           <w:b/>
           <w:bCs/>
         </w:rPr>
-        <w:t xml:space="preserve">Variables </w:t>
-      </w:r>
-      <w:r>
-        <w:t xml:space="preserve">asociadas a </w:t>
-      </w:r>
+        <w:t xml:space="preserve">, </w:t>
+      </w:r>
+      <w:proofErr w:type="spellStart"/>
       <w:r>
         <w:rPr>
           <w:b/>
           <w:bCs/>
         </w:rPr>
-        <w:t>objetos</w:t>
-      </w:r>
-      <w:r>
-        <w:t>.</w:t>
-      </w:r>
-    </w:p>
-    <w:p>
-      <w:pPr>
-        <w:pStyle w:val="Prrafodelista"/>
-        <w:numPr>
-          <w:ilvl w:val="0"/>
-          <w:numId w:val="9"/>
-        </w:numPr>
-      </w:pPr>
-      <w:r>
-        <w:t>Ejemplos prácticos de uso.</w:t>
-      </w:r>
-    </w:p>
-    <w:p>
-      <w:pPr>
-        <w:pStyle w:val="Prrafodelista"/>
-        <w:numPr>
-          <w:ilvl w:val="0"/>
-          <w:numId w:val="9"/>
-        </w:numPr>
-      </w:pPr>
-      <w:r>
-        <w:t>Problemas comunes al no aplicar POO.</w:t>
-      </w:r>
-    </w:p>
-    <w:p>
-      <w:pPr>
-        <w:pStyle w:val="Prrafodelista"/>
-        <w:numPr>
-          <w:ilvl w:val="0"/>
-          <w:numId w:val="9"/>
-        </w:numPr>
-      </w:pPr>
-      <w:r>
-        <w:t>Analogías con la vida real para facilitar la comprensión</w:t>
-      </w:r>
+        <w:t>structuredClone</w:t>
+      </w:r>
+      <w:proofErr w:type="spellEnd"/>
       <w:r>
         <w:rPr>
           <w:b/>
@@ -2046,10 +2380,37 @@
     </w:p>
     <w:p>
       <w:pPr>
+        <w:pStyle w:val="Prrafodelista"/>
+        <w:numPr>
+          <w:ilvl w:val="0"/>
+          <w:numId w:val="11"/>
+        </w:numPr>
+      </w:pPr>
+      <w:r>
+        <w:rPr>
+          <w:b/>
+          <w:bCs/>
+        </w:rPr>
+        <w:t>Métodos asincrónicos</w:t>
+      </w:r>
+      <w:r>
+        <w:t xml:space="preserve"> (</w:t>
+      </w:r>
+      <w:proofErr w:type="spellStart"/>
+      <w:r>
+        <w:t>async</w:t>
+      </w:r>
+      <w:proofErr w:type="spellEnd"/>
+      <w:r>
+        <w:t>) dentro de clases.</w:t>
+      </w:r>
+    </w:p>
+    <w:p>
+      <w:pPr>
         <w:pStyle w:val="Ttulo2"/>
       </w:pPr>
-      <w:bookmarkStart w:id="3" w:name="_Toc214965705"/>
-      <w:r>
+      <w:r>
+        <w:lastRenderedPageBreak/>
         <w:t>2.</w:t>
       </w:r>
       <w:r>
@@ -2083,7 +2444,7 @@
         <w:t xml:space="preserve">Incluye: </w:t>
       </w:r>
       <w:r>
-        <w:t>conceptos básicos de POO en JavaScript, ejemplos sencillos de clases, objetos, herencia y métodos.</w:t>
+        <w:t>conceptos básicos y extendidos de POO en JavaScript, ejemplos de clases, objetos, herencia, métodos, encapsulación y uso de iteradores/generadores.</w:t>
       </w:r>
     </w:p>
     <w:p>
@@ -2102,7 +2463,7 @@
         <w:t xml:space="preserve">Excluye: </w:t>
       </w:r>
       <w:r>
-        <w:t xml:space="preserve">patrones avanzados de diseño, encapsulación con campos privados, polimorfismo complejo, </w:t>
+        <w:t xml:space="preserve">patrones avanzados de diseño, polimorfismo complejo, </w:t>
       </w:r>
       <w:proofErr w:type="spellStart"/>
       <w:r>
@@ -2110,7 +2471,15 @@
       </w:r>
       <w:proofErr w:type="spellEnd"/>
       <w:r>
-        <w:t xml:space="preserve"> externos.</w:t>
+        <w:t xml:space="preserve"> externos, implementación completa de interfaces en </w:t>
+      </w:r>
+      <w:proofErr w:type="spellStart"/>
+      <w:r>
+        <w:t>TypeScript</w:t>
+      </w:r>
+      <w:proofErr w:type="spellEnd"/>
+      <w:r>
+        <w:t>.</w:t>
       </w:r>
     </w:p>
     <w:p>
@@ -2154,7 +2523,7 @@
         <w:t xml:space="preserve">: </w:t>
       </w:r>
       <w:r>
-        <w:t>pensado para estudiantes que ya conocen las bases de JavaScript (variables, funciones, estructuras de control) y quieren dar el salto a organizar su código con POO.</w:t>
+        <w:t>pensado para estudiantes que ya conocen las bases de JavaScript (variables, funciones, estructuras de control) y quieren dar el salto a organizar su código con POO, con una introducción a conceptos más avanzados de manera progresiva.</w:t>
       </w:r>
     </w:p>
     <w:p>
@@ -2168,23 +2537,15 @@
       </w:pPr>
       <w:bookmarkStart w:id="5" w:name="_Toc214965707"/>
       <w:r>
-        <w:lastRenderedPageBreak/>
         <w:t>3.Relación con la asignatura</w:t>
       </w:r>
       <w:bookmarkEnd w:id="5"/>
     </w:p>
     <w:p>
       <w:r>
-        <w:t>El contenido de la píldora se centra en la creación y uso de clases, objetos y herencia en JavaScript, lo cual corresponde directamente con los RA y CE mencionados</w:t>
-      </w:r>
-      <w:r>
-        <w:t xml:space="preserve">, </w:t>
-      </w:r>
-      <w:r>
-        <w:t>reforzando la base teórica y práctica del módulo DWEC.</w:t>
-      </w:r>
-    </w:p>
-    <w:p/>
+        <w:t>El contenido de la píldora se centra en la creación y uso de clases, objetos y herencia en JavaScript, reforzando la base teórica y práctica del módulo DWEC y preparando al alumno para abordar proyectos más complejos con un código mejor estructurado.</w:t>
+      </w:r>
+    </w:p>
     <w:p>
       <w:pPr>
         <w:pStyle w:val="Ttulo1"/>
@@ -2239,10 +2600,9 @@
     </w:p>
     <w:p>
       <w:r>
-        <w:t>Clase, constructor, métodos, subclases, variables.</w:t>
-      </w:r>
-    </w:p>
-    <w:p/>
+        <w:t>Clase, constructor, métodos, subclases, variables, encapsulación, iteradores, métodos especiales.</w:t>
+      </w:r>
+    </w:p>
     <w:p>
       <w:pPr>
         <w:pStyle w:val="Ttulo2"/>
@@ -2305,23 +2665,50 @@
         <w:t>Ejecución de métodos.</w:t>
       </w:r>
     </w:p>
-    <w:p/>
+    <w:p>
+      <w:pPr>
+        <w:pStyle w:val="Prrafodelista"/>
+        <w:numPr>
+          <w:ilvl w:val="0"/>
+          <w:numId w:val="5"/>
+        </w:numPr>
+      </w:pPr>
+      <w:r>
+        <w:t xml:space="preserve">Uso de </w:t>
+      </w:r>
+      <w:proofErr w:type="spellStart"/>
+      <w:r>
+        <w:t>getters</w:t>
+      </w:r>
+      <w:proofErr w:type="spellEnd"/>
+      <w:r>
+        <w:t>/</w:t>
+      </w:r>
+      <w:proofErr w:type="spellStart"/>
+      <w:r>
+        <w:t>setters</w:t>
+      </w:r>
+      <w:proofErr w:type="spellEnd"/>
+      <w:r>
+        <w:t xml:space="preserve"> y métodos asincrónicos.</w:t>
+      </w:r>
+    </w:p>
     <w:p>
       <w:pPr>
         <w:pStyle w:val="Ttulo2"/>
       </w:pPr>
       <w:bookmarkStart w:id="11" w:name="_Toc214965713"/>
       <w:r>
+        <w:lastRenderedPageBreak/>
         <w:t>4.5 Aplicación práctica/demostración</w:t>
       </w:r>
       <w:bookmarkEnd w:id="11"/>
     </w:p>
     <w:p>
       <w:r>
-        <w:t>Ejemplo de cómo organizar un pequeño programa con POO.</w:t>
-      </w:r>
-    </w:p>
-    <w:p/>
+        <w:t>Ejemplo de cómo organizar un pequeño programa con POO, integrando herencia, encapsulación y composición.</w:t>
+      </w:r>
+    </w:p>
     <w:p>
       <w:pPr>
         <w:pStyle w:val="Ttulo2"/>
@@ -2386,7 +2773,13 @@
         <w:t>Desarrollo:</w:t>
       </w:r>
       <w:r>
-        <w:t xml:space="preserve"> Explicación de clases, constructores, métodos y herencia con ejemplos sencillos.</w:t>
+        <w:t xml:space="preserve"> </w:t>
+      </w:r>
+      <w:r>
+        <w:t>E</w:t>
+      </w:r>
+      <w:r>
+        <w:t>xplicación de clases, constructores, métodos, herencia y encapsulación con ejemplos sencillos.</w:t>
       </w:r>
     </w:p>
     <w:p>
@@ -2402,11 +2795,29 @@
           <w:b/>
           <w:bCs/>
         </w:rPr>
-        <w:lastRenderedPageBreak/>
         <w:t>Avance:</w:t>
       </w:r>
       <w:r>
-        <w:t xml:space="preserve"> Aplicación práctica con código completo y ejemplos de uso.</w:t>
+        <w:t xml:space="preserve"> </w:t>
+      </w:r>
+      <w:r>
+        <w:t xml:space="preserve">Aplicación práctica con código completo, incluyendo </w:t>
+      </w:r>
+      <w:proofErr w:type="spellStart"/>
+      <w:r>
+        <w:t>getters</w:t>
+      </w:r>
+      <w:proofErr w:type="spellEnd"/>
+      <w:r>
+        <w:t>/</w:t>
+      </w:r>
+      <w:proofErr w:type="spellStart"/>
+      <w:r>
+        <w:t>setters</w:t>
+      </w:r>
+      <w:proofErr w:type="spellEnd"/>
+      <w:r>
+        <w:t>, iteradores y métodos asincrónicos.</w:t>
       </w:r>
     </w:p>
     <w:p>
@@ -2425,7 +2836,10 @@
         <w:t>Cierre:</w:t>
       </w:r>
       <w:r>
-        <w:t xml:space="preserve"> Resumen de los beneficios de la POO y cómo ayuda a mantener el código ordenado y reutilizable.</w:t>
+        <w:t xml:space="preserve"> </w:t>
+      </w:r>
+      <w:r>
+        <w:t>Resumen de los beneficios de la POO y cómo ayuda a mantener el código ordenado, reutilizable y escalable.</w:t>
       </w:r>
     </w:p>
     <w:sectPr>
@@ -3163,7 +3577,7 @@
   <w:abstractNum w:abstractNumId="5" w15:restartNumberingAfterBreak="0">
     <w:nsid w:val="2CA73ED6"/>
     <w:multiLevelType w:val="hybridMultilevel"/>
-    <w:tmpl w:val="D1B2535A"/>
+    <w:tmpl w:val="6652AF0A"/>
     <w:lvl w:ilvl="0" w:tplc="0C0A0001">
       <w:start w:val="1"/>
       <w:numFmt w:val="bullet"/>
@@ -3613,6 +4027,119 @@
     </w:lvl>
   </w:abstractNum>
   <w:abstractNum w:abstractNumId="9" w15:restartNumberingAfterBreak="0">
+    <w:nsid w:val="577163FB"/>
+    <w:multiLevelType w:val="hybridMultilevel"/>
+    <w:tmpl w:val="A3DA5800"/>
+    <w:lvl w:ilvl="0" w:tplc="0C0A0001">
+      <w:start w:val="1"/>
+      <w:numFmt w:val="bullet"/>
+      <w:lvlText w:val=""/>
+      <w:lvlJc w:val="left"/>
+      <w:pPr>
+        <w:ind w:left="720" w:hanging="360"/>
+      </w:pPr>
+      <w:rPr>
+        <w:rFonts w:ascii="Symbol" w:hAnsi="Symbol" w:hint="default"/>
+      </w:rPr>
+    </w:lvl>
+    <w:lvl w:ilvl="1" w:tplc="0C0A0003" w:tentative="1">
+      <w:start w:val="1"/>
+      <w:numFmt w:val="bullet"/>
+      <w:lvlText w:val="o"/>
+      <w:lvlJc w:val="left"/>
+      <w:pPr>
+        <w:ind w:left="1440" w:hanging="360"/>
+      </w:pPr>
+      <w:rPr>
+        <w:rFonts w:ascii="Courier New" w:hAnsi="Courier New" w:cs="Courier New" w:hint="default"/>
+      </w:rPr>
+    </w:lvl>
+    <w:lvl w:ilvl="2" w:tplc="0C0A0005" w:tentative="1">
+      <w:start w:val="1"/>
+      <w:numFmt w:val="bullet"/>
+      <w:lvlText w:val=""/>
+      <w:lvlJc w:val="left"/>
+      <w:pPr>
+        <w:ind w:left="2160" w:hanging="360"/>
+      </w:pPr>
+      <w:rPr>
+        <w:rFonts w:ascii="Wingdings" w:hAnsi="Wingdings" w:hint="default"/>
+      </w:rPr>
+    </w:lvl>
+    <w:lvl w:ilvl="3" w:tplc="0C0A0001" w:tentative="1">
+      <w:start w:val="1"/>
+      <w:numFmt w:val="bullet"/>
+      <w:lvlText w:val=""/>
+      <w:lvlJc w:val="left"/>
+      <w:pPr>
+        <w:ind w:left="2880" w:hanging="360"/>
+      </w:pPr>
+      <w:rPr>
+        <w:rFonts w:ascii="Symbol" w:hAnsi="Symbol" w:hint="default"/>
+      </w:rPr>
+    </w:lvl>
+    <w:lvl w:ilvl="4" w:tplc="0C0A0003" w:tentative="1">
+      <w:start w:val="1"/>
+      <w:numFmt w:val="bullet"/>
+      <w:lvlText w:val="o"/>
+      <w:lvlJc w:val="left"/>
+      <w:pPr>
+        <w:ind w:left="3600" w:hanging="360"/>
+      </w:pPr>
+      <w:rPr>
+        <w:rFonts w:ascii="Courier New" w:hAnsi="Courier New" w:cs="Courier New" w:hint="default"/>
+      </w:rPr>
+    </w:lvl>
+    <w:lvl w:ilvl="5" w:tplc="0C0A0005" w:tentative="1">
+      <w:start w:val="1"/>
+      <w:numFmt w:val="bullet"/>
+      <w:lvlText w:val=""/>
+      <w:lvlJc w:val="left"/>
+      <w:pPr>
+        <w:ind w:left="4320" w:hanging="360"/>
+      </w:pPr>
+      <w:rPr>
+        <w:rFonts w:ascii="Wingdings" w:hAnsi="Wingdings" w:hint="default"/>
+      </w:rPr>
+    </w:lvl>
+    <w:lvl w:ilvl="6" w:tplc="0C0A0001" w:tentative="1">
+      <w:start w:val="1"/>
+      <w:numFmt w:val="bullet"/>
+      <w:lvlText w:val=""/>
+      <w:lvlJc w:val="left"/>
+      <w:pPr>
+        <w:ind w:left="5040" w:hanging="360"/>
+      </w:pPr>
+      <w:rPr>
+        <w:rFonts w:ascii="Symbol" w:hAnsi="Symbol" w:hint="default"/>
+      </w:rPr>
+    </w:lvl>
+    <w:lvl w:ilvl="7" w:tplc="0C0A0003" w:tentative="1">
+      <w:start w:val="1"/>
+      <w:numFmt w:val="bullet"/>
+      <w:lvlText w:val="o"/>
+      <w:lvlJc w:val="left"/>
+      <w:pPr>
+        <w:ind w:left="5760" w:hanging="360"/>
+      </w:pPr>
+      <w:rPr>
+        <w:rFonts w:ascii="Courier New" w:hAnsi="Courier New" w:cs="Courier New" w:hint="default"/>
+      </w:rPr>
+    </w:lvl>
+    <w:lvl w:ilvl="8" w:tplc="0C0A0005" w:tentative="1">
+      <w:start w:val="1"/>
+      <w:numFmt w:val="bullet"/>
+      <w:lvlText w:val=""/>
+      <w:lvlJc w:val="left"/>
+      <w:pPr>
+        <w:ind w:left="6480" w:hanging="360"/>
+      </w:pPr>
+      <w:rPr>
+        <w:rFonts w:ascii="Wingdings" w:hAnsi="Wingdings" w:hint="default"/>
+      </w:rPr>
+    </w:lvl>
+  </w:abstractNum>
+  <w:abstractNum w:abstractNumId="10" w15:restartNumberingAfterBreak="0">
     <w:nsid w:val="614C62DD"/>
     <w:multiLevelType w:val="hybridMultilevel"/>
     <w:tmpl w:val="F85A25D0"/>
@@ -3744,7 +4271,7 @@
     <w:abstractNumId w:val="8"/>
   </w:num>
   <w:num w:numId="7">
-    <w:abstractNumId w:val="9"/>
+    <w:abstractNumId w:val="10"/>
   </w:num>
   <w:num w:numId="8">
     <w:abstractNumId w:val="4"/>
@@ -3754,6 +4281,9 @@
   </w:num>
   <w:num w:numId="10">
     <w:abstractNumId w:val="1"/>
+  </w:num>
+  <w:num w:numId="11">
+    <w:abstractNumId w:val="9"/>
   </w:num>
 </w:numbering>
 </file>

--- a/2ºDAW/DIWEB ,DWEC Y PIDAWE/DWEC/1ºTrimestre/2DAW_DWEC_SUÁREZ_GARCÍA_PABLO_PILDORA_01.docx
+++ b/2ºDAW/DIWEB ,DWEC Y PIDAWE/DWEC/1ºTrimestre/2DAW_DWEC_SUÁREZ_GARCÍA_PABLO_PILDORA_01.docx
@@ -1826,7 +1826,6 @@
         <w:t>La píldora formativa abordará los fundamentos de la Programación Orientada a Objetos (POO) en JavaScript, mostrando cómo organizar el código en torno a objetos que combinan datos (propiedades) y acciones (métodos).</w:t>
       </w:r>
     </w:p>
-    <w:p/>
     <w:p>
       <w:r>
         <w:t>El objetivo es que el alumno comprenda cómo aplicar POO en JavaScript para crear programas más claros, reutilizables y fáciles de mantener, especialmente en proyectos de mayor tamaño.</w:t>
@@ -1875,47 +1874,13 @@
       <w:r>
         <w:t xml:space="preserve">Palabras clave esenciales: </w:t>
       </w:r>
-      <w:proofErr w:type="spellStart"/>
       <w:r>
         <w:rPr>
           <w:b/>
           <w:bCs/>
         </w:rPr>
-        <w:t>class</w:t>
-      </w:r>
-      <w:proofErr w:type="spellEnd"/>
-      <w:r>
-        <w:rPr>
-          <w:b/>
-          <w:bCs/>
-        </w:rPr>
-        <w:t xml:space="preserve">, constructor, new, </w:t>
-      </w:r>
-      <w:proofErr w:type="spellStart"/>
-      <w:r>
-        <w:rPr>
-          <w:b/>
-          <w:bCs/>
-        </w:rPr>
-        <w:t>extends</w:t>
-      </w:r>
-      <w:proofErr w:type="spellEnd"/>
-      <w:r>
-        <w:rPr>
-          <w:b/>
-          <w:bCs/>
-        </w:rPr>
-        <w:t xml:space="preserve">, </w:t>
-      </w:r>
-      <w:proofErr w:type="spellStart"/>
-      <w:r>
-        <w:rPr>
-          <w:b/>
-          <w:bCs/>
-        </w:rPr>
-        <w:t>this</w:t>
-      </w:r>
-      <w:proofErr w:type="spellEnd"/>
+        <w:t>class, constructor, new, extends, this</w:t>
+      </w:r>
       <w:r>
         <w:t>.</w:t>
       </w:r>
@@ -1967,31 +1932,13 @@
           <w:numId w:val="11"/>
         </w:numPr>
       </w:pPr>
-      <w:proofErr w:type="spellStart"/>
       <w:r>
         <w:rPr>
           <w:b/>
           <w:bCs/>
         </w:rPr>
-        <w:t>Getters</w:t>
-      </w:r>
-      <w:proofErr w:type="spellEnd"/>
-      <w:r>
-        <w:rPr>
-          <w:b/>
-          <w:bCs/>
-        </w:rPr>
-        <w:t xml:space="preserve"> y </w:t>
-      </w:r>
-      <w:proofErr w:type="spellStart"/>
-      <w:r>
-        <w:rPr>
-          <w:b/>
-          <w:bCs/>
-        </w:rPr>
-        <w:t>Setters</w:t>
-      </w:r>
-      <w:proofErr w:type="spellEnd"/>
+        <w:t>Getters y Setters</w:t>
+      </w:r>
       <w:r>
         <w:t xml:space="preserve"> para controlar el acceso a propiedades.</w:t>
       </w:r>
@@ -2004,40 +1951,15 @@
           <w:numId w:val="11"/>
         </w:numPr>
       </w:pPr>
-      <w:proofErr w:type="spellStart"/>
       <w:r>
         <w:rPr>
           <w:b/>
           <w:bCs/>
         </w:rPr>
-        <w:t>Sobrescritura</w:t>
-      </w:r>
-      <w:proofErr w:type="spellEnd"/>
-      <w:r>
-        <w:rPr>
-          <w:b/>
-          <w:bCs/>
-        </w:rPr>
-        <w:t xml:space="preserve"> de métodos heredados</w:t>
-      </w:r>
-      <w:r>
-        <w:t xml:space="preserve"> (</w:t>
-      </w:r>
-      <w:proofErr w:type="spellStart"/>
-      <w:r>
-        <w:t>toString</w:t>
-      </w:r>
-      <w:proofErr w:type="spellEnd"/>
-      <w:r>
-        <w:t xml:space="preserve">, </w:t>
-      </w:r>
-      <w:proofErr w:type="spellStart"/>
-      <w:r>
-        <w:t>valueOf</w:t>
-      </w:r>
-      <w:proofErr w:type="spellEnd"/>
-      <w:r>
-        <w:t>).</w:t>
+        <w:t>Sobrescritura de métodos heredados</w:t>
+      </w:r>
+      <w:r>
+        <w:t xml:space="preserve"> (toString, valueOf).</w:t>
       </w:r>
     </w:p>
     <w:p>
@@ -2053,18 +1975,7 @@
           <w:b/>
           <w:bCs/>
         </w:rPr>
-        <w:t>Interfaces</w:t>
-      </w:r>
-      <w:r>
-        <w:t xml:space="preserve"> (simulación mediante documentación o con </w:t>
-      </w:r>
-      <w:proofErr w:type="spellStart"/>
-      <w:r>
-        <w:t>TypeScript</w:t>
-      </w:r>
-      <w:proofErr w:type="spellEnd"/>
-      <w:r>
-        <w:t>).</w:t>
+        <w:t>Subclases y herencia</w:t>
       </w:r>
     </w:p>
     <w:p>
@@ -2076,7 +1987,7 @@
         </w:numPr>
       </w:pPr>
       <w:r>
-        <w:t>Subclases y herencia.</w:t>
+        <w:t>Mixins (herencia múltiple simulada).</w:t>
       </w:r>
     </w:p>
     <w:p>
@@ -2087,37 +1998,12 @@
           <w:numId w:val="11"/>
         </w:numPr>
       </w:pPr>
-      <w:proofErr w:type="spellStart"/>
       <w:r>
         <w:rPr>
           <w:b/>
           <w:bCs/>
         </w:rPr>
-        <w:t>Statics</w:t>
-      </w:r>
-      <w:proofErr w:type="spellEnd"/>
-      <w:r>
-        <w:rPr>
-          <w:b/>
-          <w:bCs/>
-        </w:rPr>
-        <w:t xml:space="preserve"> y </w:t>
-      </w:r>
-      <w:proofErr w:type="spellStart"/>
-      <w:r>
-        <w:rPr>
-          <w:b/>
-          <w:bCs/>
-        </w:rPr>
-        <w:t>Abstracts</w:t>
-      </w:r>
-      <w:proofErr w:type="spellEnd"/>
-      <w:r>
-        <w:rPr>
-          <w:b/>
-          <w:bCs/>
-        </w:rPr>
-        <w:t>:</w:t>
+        <w:t>Statics y Abstracts:</w:t>
       </w:r>
       <w:r>
         <w:t xml:space="preserve"> clases, interfaces, métodos y atributos.</w:t>
@@ -2136,10 +2022,20 @@
           <w:b/>
           <w:bCs/>
         </w:rPr>
-        <w:t>Campos privados y públicos</w:t>
-      </w:r>
-      <w:r>
-        <w:t xml:space="preserve"> en clases.</w:t>
+        <w:t xml:space="preserve">Patrón de simulación de clases abstractas: </w:t>
+      </w:r>
+      <w:r>
+        <w:t xml:space="preserve">uso de throw new </w:t>
+      </w:r>
+      <w:r>
+        <w:rPr>
+          <w:b/>
+          <w:bCs/>
+        </w:rPr>
+        <w:t xml:space="preserve">Error("Clase abstracta") </w:t>
+      </w:r>
+      <w:r>
+        <w:t>en el constructor para impedir instanciación directa.</w:t>
       </w:r>
     </w:p>
     <w:p>
@@ -2150,24 +2046,8 @@
           <w:numId w:val="11"/>
         </w:numPr>
       </w:pPr>
-      <w:proofErr w:type="spellStart"/>
-      <w:r>
-        <w:rPr>
-          <w:b/>
-          <w:bCs/>
-        </w:rPr>
-        <w:t>Mixins</w:t>
-      </w:r>
-      <w:proofErr w:type="spellEnd"/>
-      <w:r>
-        <w:rPr>
-          <w:b/>
-          <w:bCs/>
-        </w:rPr>
-        <w:t xml:space="preserve"> y composición</w:t>
-      </w:r>
-      <w:r>
-        <w:t xml:space="preserve"> como alternativa a la herencia múltiple.</w:t>
+      <w:r>
+        <w:t>Variables asociadas a objetos.</w:t>
       </w:r>
     </w:p>
     <w:p>
@@ -2177,17 +2057,16 @@
           <w:ilvl w:val="0"/>
           <w:numId w:val="11"/>
         </w:numPr>
+      </w:pPr>
+      <w:r>
         <w:rPr>
           <w:b/>
           <w:bCs/>
         </w:rPr>
-      </w:pPr>
-      <w:r>
-        <w:rPr>
-          <w:b/>
-          <w:bCs/>
-        </w:rPr>
-        <w:t>Variables asociadas a objetos.</w:t>
+        <w:t>Iteradores y Generadores</w:t>
+      </w:r>
+      <w:r>
+        <w:t xml:space="preserve"> dentro de clases.</w:t>
       </w:r>
     </w:p>
     <w:p>
@@ -2203,10 +2082,10 @@
           <w:b/>
           <w:bCs/>
         </w:rPr>
-        <w:t>Iteradores y Generadores</w:t>
-      </w:r>
-      <w:r>
-        <w:t xml:space="preserve"> dentro de clases.</w:t>
+        <w:t>Ejemplos prácticos de uso</w:t>
+      </w:r>
+      <w:r>
+        <w:t>.</w:t>
       </w:r>
     </w:p>
     <w:p>
@@ -2218,14 +2097,7 @@
         </w:numPr>
       </w:pPr>
       <w:r>
-        <w:rPr>
-          <w:b/>
-          <w:bCs/>
-        </w:rPr>
-        <w:t>Ejemplos prácticos de uso</w:t>
-      </w:r>
-      <w:r>
-        <w:t>.</w:t>
+        <w:t>Problemas comunes al no aplicar POO.</w:t>
       </w:r>
     </w:p>
     <w:p>
@@ -2237,7 +2109,7 @@
         </w:numPr>
       </w:pPr>
       <w:r>
-        <w:t>Problemas comunes al no aplicar POO.</w:t>
+        <w:t>Analogías con la vida real para facilitar la comprensión.</w:t>
       </w:r>
     </w:p>
     <w:p>
@@ -2249,40 +2121,8 @@
         </w:numPr>
       </w:pPr>
       <w:r>
-        <w:t>Analogías con la vida real para facilitar la comprensión.</w:t>
-      </w:r>
-    </w:p>
-    <w:p>
-      <w:pPr>
-        <w:pStyle w:val="Prrafodelista"/>
-        <w:numPr>
-          <w:ilvl w:val="0"/>
-          <w:numId w:val="11"/>
-        </w:numPr>
-      </w:pPr>
-      <w:r>
-        <w:rPr>
-          <w:b/>
-          <w:bCs/>
-        </w:rPr>
-        <w:t>Encapsulación y visibilidad:</w:t>
-      </w:r>
-      <w:r>
-        <w:t xml:space="preserve"> campos privados (#) y diferencias con Java.</w:t>
-      </w:r>
-    </w:p>
-    <w:p>
-      <w:pPr>
-        <w:pStyle w:val="Prrafodelista"/>
-        <w:numPr>
-          <w:ilvl w:val="0"/>
-          <w:numId w:val="11"/>
-        </w:numPr>
-      </w:pPr>
-      <w:r>
         <w:t xml:space="preserve">Uso del operador </w:t>
       </w:r>
-      <w:proofErr w:type="spellStart"/>
       <w:r>
         <w:rPr>
           <w:b/>
@@ -2290,25 +2130,15 @@
         </w:rPr>
         <w:t>instanceof</w:t>
       </w:r>
-      <w:proofErr w:type="spellEnd"/>
       <w:r>
         <w:t xml:space="preserve"> y de </w:t>
       </w:r>
-      <w:proofErr w:type="spellStart"/>
       <w:r>
         <w:rPr>
           <w:b/>
           <w:bCs/>
         </w:rPr>
-        <w:t>Object.create</w:t>
-      </w:r>
-      <w:proofErr w:type="spellEnd"/>
-      <w:r>
-        <w:rPr>
-          <w:b/>
-          <w:bCs/>
-        </w:rPr>
-        <w:t>()</w:t>
+        <w:t>Object.create()</w:t>
       </w:r>
       <w:r>
         <w:t xml:space="preserve"> para herencia prototípica.</w:t>
@@ -2316,101 +2146,9 @@
     </w:p>
     <w:p>
       <w:pPr>
-        <w:pStyle w:val="Prrafodelista"/>
-        <w:numPr>
-          <w:ilvl w:val="0"/>
-          <w:numId w:val="11"/>
-        </w:numPr>
-        <w:rPr>
-          <w:b/>
-          <w:bCs/>
-        </w:rPr>
-      </w:pPr>
-      <w:r>
-        <w:t xml:space="preserve">Métodos especiales de objetos: </w:t>
-      </w:r>
-      <w:proofErr w:type="spellStart"/>
-      <w:r>
-        <w:rPr>
-          <w:b/>
-          <w:bCs/>
-        </w:rPr>
-        <w:t>hasOwnProperty</w:t>
-      </w:r>
-      <w:proofErr w:type="spellEnd"/>
-      <w:r>
-        <w:rPr>
-          <w:b/>
-          <w:bCs/>
-        </w:rPr>
-        <w:t xml:space="preserve">, </w:t>
-      </w:r>
-      <w:proofErr w:type="spellStart"/>
-      <w:r>
-        <w:rPr>
-          <w:b/>
-          <w:bCs/>
-        </w:rPr>
-        <w:t>Object.assign</w:t>
-      </w:r>
-      <w:proofErr w:type="spellEnd"/>
-      <w:r>
-        <w:rPr>
-          <w:b/>
-          <w:bCs/>
-        </w:rPr>
-        <w:t xml:space="preserve">, </w:t>
-      </w:r>
-      <w:proofErr w:type="spellStart"/>
-      <w:r>
-        <w:rPr>
-          <w:b/>
-          <w:bCs/>
-        </w:rPr>
-        <w:t>structuredClone</w:t>
-      </w:r>
-      <w:proofErr w:type="spellEnd"/>
-      <w:r>
-        <w:rPr>
-          <w:b/>
-          <w:bCs/>
-        </w:rPr>
-        <w:t>.</w:t>
-      </w:r>
-    </w:p>
-    <w:p>
-      <w:pPr>
-        <w:pStyle w:val="Prrafodelista"/>
-        <w:numPr>
-          <w:ilvl w:val="0"/>
-          <w:numId w:val="11"/>
-        </w:numPr>
-      </w:pPr>
-      <w:r>
-        <w:rPr>
-          <w:b/>
-          <w:bCs/>
-        </w:rPr>
-        <w:t>Métodos asincrónicos</w:t>
-      </w:r>
-      <w:r>
-        <w:t xml:space="preserve"> (</w:t>
-      </w:r>
-      <w:proofErr w:type="spellStart"/>
-      <w:r>
-        <w:t>async</w:t>
-      </w:r>
-      <w:proofErr w:type="spellEnd"/>
-      <w:r>
-        <w:t>) dentro de clases.</w:t>
-      </w:r>
-    </w:p>
-    <w:p>
-      <w:pPr>
         <w:pStyle w:val="Ttulo2"/>
       </w:pPr>
       <w:r>
-        <w:lastRenderedPageBreak/>
         <w:t>2.</w:t>
       </w:r>
       <w:r>
@@ -2463,23 +2201,7 @@
         <w:t xml:space="preserve">Excluye: </w:t>
       </w:r>
       <w:r>
-        <w:t xml:space="preserve">patrones avanzados de diseño, polimorfismo complejo, </w:t>
-      </w:r>
-      <w:proofErr w:type="spellStart"/>
-      <w:r>
-        <w:t>frameworks</w:t>
-      </w:r>
-      <w:proofErr w:type="spellEnd"/>
-      <w:r>
-        <w:t xml:space="preserve"> externos, implementación completa de interfaces en </w:t>
-      </w:r>
-      <w:proofErr w:type="spellStart"/>
-      <w:r>
-        <w:t>TypeScript</w:t>
-      </w:r>
-      <w:proofErr w:type="spellEnd"/>
-      <w:r>
-        <w:t>.</w:t>
+        <w:t>patrones avanzados de diseño, polimorfismo complejo, frameworks externos, implementación completa de interfaces en TypeScript.</w:t>
       </w:r>
     </w:p>
     <w:p>
@@ -2494,6 +2216,7 @@
       </w:pPr>
       <w:bookmarkStart w:id="4" w:name="_Toc214965706"/>
       <w:r>
+        <w:lastRenderedPageBreak/>
         <w:t>2.</w:t>
       </w:r>
       <w:r>
@@ -2523,7 +2246,10 @@
         <w:t xml:space="preserve">: </w:t>
       </w:r>
       <w:r>
-        <w:t>pensado para estudiantes que ya conocen las bases de JavaScript (variables, funciones, estructuras de control) y quieren dar el salto a organizar su código con POO, con una introducción a conceptos más avanzados de manera progresiva.</w:t>
+        <w:t>pensado para estudiantes que ya conocen las bases de JavaScript (variables, funciones, estructuras de control) y quieren dar el salto a organizar su código con POO</w:t>
+      </w:r>
+      <w:r>
+        <w:t>.</w:t>
       </w:r>
     </w:p>
     <w:p>
@@ -2542,15 +2268,136 @@
       <w:bookmarkEnd w:id="5"/>
     </w:p>
     <w:p>
-      <w:r>
-        <w:t>El contenido de la píldora se centra en la creación y uso de clases, objetos y herencia en JavaScript, reforzando la base teórica y práctica del módulo DWEC y preparando al alumno para abordar proyectos más complejos con un código mejor estructurado.</w:t>
+      <w:bookmarkStart w:id="6" w:name="_Toc214965708"/>
+      <w:r>
+        <w:t>La píldora se centra en la creación y uso de clases, objetos y herencia en JavaScript, reforzando la base teórica y práctica del módulo DWEC.</w:t>
+      </w:r>
+    </w:p>
+    <w:p>
+      <w:r>
+        <w:t>Se relaciona directamente con los siguientes RA</w:t>
+      </w:r>
+      <w:r>
+        <w:rPr>
+          <w:rFonts w:ascii="Cambria Math" w:hAnsi="Cambria Math" w:cs="Cambria Math"/>
+        </w:rPr>
+        <w:t>‑</w:t>
+      </w:r>
+      <w:r>
+        <w:t>CE del m</w:t>
+      </w:r>
+      <w:r>
+        <w:rPr>
+          <w:rFonts w:ascii="Calibri" w:hAnsi="Calibri" w:cs="Calibri"/>
+        </w:rPr>
+        <w:t>ó</w:t>
+      </w:r>
+      <w:r>
+        <w:t>dulo DWEC:</w:t>
+      </w:r>
+    </w:p>
+    <w:p>
+      <w:pPr>
+        <w:pStyle w:val="Prrafodelista"/>
+        <w:numPr>
+          <w:ilvl w:val="0"/>
+          <w:numId w:val="5"/>
+        </w:numPr>
+      </w:pPr>
+      <w:r>
+        <w:rPr>
+          <w:b/>
+          <w:bCs/>
+        </w:rPr>
+        <w:t>RA4</w:t>
+      </w:r>
+      <w:r>
+        <w:rPr>
+          <w:b/>
+          <w:bCs/>
+        </w:rPr>
+        <w:t>:</w:t>
+      </w:r>
+      <w:r>
+        <w:t xml:space="preserve"> Programa código para clientes web analizando y utilizando estructuras definidas por el usuario.</w:t>
+      </w:r>
+    </w:p>
+    <w:p>
+      <w:pPr>
+        <w:pStyle w:val="Prrafodelista"/>
+        <w:numPr>
+          <w:ilvl w:val="1"/>
+          <w:numId w:val="5"/>
+        </w:numPr>
+      </w:pPr>
+      <w:r>
+        <w:t>4.f) Se han reconocido las características de orientación a objetos del lenguaje.</w:t>
+      </w:r>
+    </w:p>
+    <w:p>
+      <w:pPr>
+        <w:pStyle w:val="Prrafodelista"/>
+        <w:numPr>
+          <w:ilvl w:val="1"/>
+          <w:numId w:val="5"/>
+        </w:numPr>
+      </w:pPr>
+      <w:r>
+        <w:t>4.g) Se ha creado código para definir la estructura de objetos.</w:t>
+      </w:r>
+    </w:p>
+    <w:p>
+      <w:pPr>
+        <w:pStyle w:val="Prrafodelista"/>
+        <w:numPr>
+          <w:ilvl w:val="1"/>
+          <w:numId w:val="5"/>
+        </w:numPr>
+      </w:pPr>
+      <w:r>
+        <w:t>4.h) Se han creado métodos y propiedades.</w:t>
+      </w:r>
+    </w:p>
+    <w:p>
+      <w:pPr>
+        <w:pStyle w:val="Prrafodelista"/>
+        <w:numPr>
+          <w:ilvl w:val="1"/>
+          <w:numId w:val="5"/>
+        </w:numPr>
+      </w:pPr>
+      <w:r>
+        <w:t>4.i) Se ha creado código que haga uso de objetos definidos por el usuario.</w:t>
+      </w:r>
+    </w:p>
+    <w:p>
+      <w:pPr>
+        <w:pStyle w:val="Prrafodelista"/>
+        <w:numPr>
+          <w:ilvl w:val="1"/>
+          <w:numId w:val="5"/>
+        </w:numPr>
+      </w:pPr>
+      <w:r>
+        <w:t>4.j) Se han utilizado patrones de diseño de software (ejemplo: Mixins como herencia múltiple simulada).</w:t>
+      </w:r>
+    </w:p>
+    <w:p>
+      <w:pPr>
+        <w:pStyle w:val="Prrafodelista"/>
+        <w:numPr>
+          <w:ilvl w:val="1"/>
+          <w:numId w:val="5"/>
+        </w:numPr>
+      </w:pPr>
+      <w:r>
+        <w:t>4.k) Se ha depurado y documentado el código.</w:t>
       </w:r>
     </w:p>
     <w:p>
       <w:pPr>
         <w:pStyle w:val="Ttulo1"/>
       </w:pPr>
-      <w:bookmarkStart w:id="6" w:name="_Toc214965708"/>
       <w:r>
         <w:t>4</w:t>
       </w:r>
@@ -2584,7 +2431,6 @@
         <w:t xml:space="preserve"> usa objetos para organizar el código.</w:t>
       </w:r>
     </w:p>
-    <w:p/>
     <w:p>
       <w:pPr>
         <w:pStyle w:val="Ttulo2"/>
@@ -2618,7 +2464,6 @@
         <w:t>Explicación detallada con ejemplos de código.</w:t>
       </w:r>
     </w:p>
-    <w:p/>
     <w:p>
       <w:pPr>
         <w:pStyle w:val="Ttulo2"/>
@@ -2638,7 +2483,7 @@
         </w:numPr>
       </w:pPr>
       <w:r>
-        <w:t>Creación de una clase básica.</w:t>
+        <w:t>Ejercicio de clase básica con objetos y subclases</w:t>
       </w:r>
     </w:p>
     <w:p>
@@ -2650,7 +2495,7 @@
         </w:numPr>
       </w:pPr>
       <w:r>
-        <w:t>Creación de objetos y subclases.</w:t>
+        <w:t>Ejercicio con Getters/Setters y métodos</w:t>
       </w:r>
     </w:p>
     <w:p>
@@ -2662,7 +2507,7 @@
         </w:numPr>
       </w:pPr>
       <w:r>
-        <w:t>Ejecución de métodos.</w:t>
+        <w:t>Ejercicio de simulación de Interfaces/Abstractas</w:t>
       </w:r>
     </w:p>
     <w:p>
@@ -2674,23 +2519,19 @@
         </w:numPr>
       </w:pPr>
       <w:r>
-        <w:t xml:space="preserve">Uso de </w:t>
-      </w:r>
-      <w:proofErr w:type="spellStart"/>
-      <w:r>
-        <w:t>getters</w:t>
-      </w:r>
-      <w:proofErr w:type="spellEnd"/>
-      <w:r>
-        <w:t>/</w:t>
-      </w:r>
-      <w:proofErr w:type="spellStart"/>
-      <w:r>
-        <w:t>setters</w:t>
-      </w:r>
-      <w:proofErr w:type="spellEnd"/>
-      <w:r>
-        <w:t xml:space="preserve"> y métodos asincrónicos.</w:t>
+        <w:t>Ejercicio encapsulación con campos privados.</w:t>
+      </w:r>
+    </w:p>
+    <w:p>
+      <w:pPr>
+        <w:pStyle w:val="Prrafodelista"/>
+        <w:numPr>
+          <w:ilvl w:val="0"/>
+          <w:numId w:val="5"/>
+        </w:numPr>
+      </w:pPr>
+      <w:r>
+        <w:t>Ejemplo de Mixin (herencia múltiple simulada).</w:t>
       </w:r>
     </w:p>
     <w:p>
@@ -2706,7 +2547,7 @@
     </w:p>
     <w:p>
       <w:r>
-        <w:t>Ejemplo de cómo organizar un pequeño programa con POO, integrando herencia, encapsulación y composición.</w:t>
+        <w:t>Ejemplo de cómo organizar un programa con POO, integrando herencia</w:t>
       </w:r>
     </w:p>
     <w:p>
@@ -2724,12 +2565,13 @@
         <w:t>Resolución de dudas y aclaraciones.</w:t>
       </w:r>
     </w:p>
-    <w:p/>
+    <w:p>
+      <w:bookmarkStart w:id="13" w:name="_Toc214965715"/>
+    </w:p>
     <w:p>
       <w:pPr>
         <w:pStyle w:val="Ttulo1"/>
       </w:pPr>
-      <w:bookmarkStart w:id="13" w:name="_Toc214965715"/>
       <w:r>
         <w:t>5.</w:t>
       </w:r>
@@ -2801,23 +2643,7 @@
         <w:t xml:space="preserve"> </w:t>
       </w:r>
       <w:r>
-        <w:t xml:space="preserve">Aplicación práctica con código completo, incluyendo </w:t>
-      </w:r>
-      <w:proofErr w:type="spellStart"/>
-      <w:r>
-        <w:t>getters</w:t>
-      </w:r>
-      <w:proofErr w:type="spellEnd"/>
-      <w:r>
-        <w:t>/</w:t>
-      </w:r>
-      <w:proofErr w:type="spellStart"/>
-      <w:r>
-        <w:t>setters</w:t>
-      </w:r>
-      <w:proofErr w:type="spellEnd"/>
-      <w:r>
-        <w:t>, iteradores y métodos asincrónicos.</w:t>
+        <w:t>Aplicación práctica con código completo, incluyendo getters/setters, iteradores y métodos asincrónicos.</w:t>
       </w:r>
     </w:p>
     <w:p>
@@ -3577,7 +3403,7 @@
   <w:abstractNum w:abstractNumId="5" w15:restartNumberingAfterBreak="0">
     <w:nsid w:val="2CA73ED6"/>
     <w:multiLevelType w:val="hybridMultilevel"/>
-    <w:tmpl w:val="6652AF0A"/>
+    <w:tmpl w:val="26084EB6"/>
     <w:lvl w:ilvl="0" w:tplc="0C0A0001">
       <w:start w:val="1"/>
       <w:numFmt w:val="bullet"/>
@@ -3590,7 +3416,7 @@
         <w:rFonts w:ascii="Symbol" w:hAnsi="Symbol" w:hint="default"/>
       </w:rPr>
     </w:lvl>
-    <w:lvl w:ilvl="1" w:tplc="0C0A0003" w:tentative="1">
+    <w:lvl w:ilvl="1" w:tplc="0C0A0003">
       <w:start w:val="1"/>
       <w:numFmt w:val="bullet"/>
       <w:lvlText w:val="o"/>
